--- a/corpus/docx/level-005/template.docx
+++ b/corpus/docx/level-005/template.docx
@@ -15,67 +15,67 @@
         <w:t xml:space="preserve">{</w:t>
       </w:r>
       <w:r>
-        <w:t xml:space="preserve">{t</w:t>
+        <w:t xml:space="preserve">d.</w:t>
+      </w:r>
+      <w:r>
+        <w:t xml:space="preserve">ti</w:t>
+      </w:r>
+      <w:r>
+        <w:t xml:space="preserve">tl</w:t>
+      </w:r>
+      <w:r>
+        <w:t xml:space="preserve">e}</w:t>
+      </w:r>
+    </w:p>
+    <w:p>
+      <w:r>
+        <w:t xml:space="preserve">{d</w:t>
+      </w:r>
+      <w:r>
+        <w:t xml:space="preserve">.c</w:t>
+      </w:r>
+      <w:r>
+        <w:t xml:space="preserve">ust</w:t>
+      </w:r>
+      <w:r>
+        <w:t xml:space="preserve">om</w:t>
+      </w:r>
+      <w:r>
+        <w:t xml:space="preserve">er}</w:t>
+      </w:r>
+    </w:p>
+    <w:p>
+      <w:r>
+        <w:t xml:space="preserve">{d</w:t>
+      </w:r>
+      <w:r>
+        <w:t xml:space="preserve">.s</w:t>
+      </w:r>
+      <w:r>
+        <w:t xml:space="preserve">pa</w:t>
+      </w:r>
+      <w:r>
+        <w:t xml:space="preserve">ce</w:t>
+      </w:r>
+      <w:r>
+        <w:t xml:space="preserve">d}</w:t>
+      </w:r>
+    </w:p>
+    <w:p>
+      <w:r>
+        <w:t xml:space="preserve">{d</w:t>
+      </w:r>
+      <w:r>
+        <w:t xml:space="preserve">.l</w:t>
       </w:r>
       <w:r>
         <w:t xml:space="preserve">it</w:t>
       </w:r>
       <w:r>
-        <w:t xml:space="preserve">le</w:t>
+        <w:t xml:space="preserve">er</w:t>
       </w:r>
       <w:r>
-        <w:t xml:space="preserve">}}</w:t>
-      </w:r>
-    </w:p>
-    <w:p>
-      <w:r>
-        <w:t xml:space="preserve">{{</w:t>
-      </w:r>
-      <w:r>
-        <w:t xml:space="preserve">cu</w:t>
-      </w:r>
-      <w:r>
-        <w:t xml:space="preserve">sto</w:t>
-      </w:r>
-      <w:r>
-        <w:t xml:space="preserve">me</w:t>
-      </w:r>
-      <w:r>
-        <w:t xml:space="preserve">r}}</w:t>
-      </w:r>
-    </w:p>
-    <w:p>
-      <w:r>
-        <w:t xml:space="preserve">{{</w:t>
-      </w:r>
-      <w:r>
-        <w:t xml:space="preserve">sp</w:t>
-      </w:r>
-      <w:r>
-        <w:t xml:space="preserve">ac</w:t>
-      </w:r>
-      <w:r>
-        <w:t xml:space="preserve">ed</w:t>
-      </w:r>
-      <w:r>
-        <w:t xml:space="preserve">}}</w:t>
-      </w:r>
-    </w:p>
-    <w:p>
-      <w:r>
-        <w:t xml:space="preserve">{{</w:t>
-      </w:r>
-      <w:r>
-        <w:t xml:space="preserve">li</w:t>
-      </w:r>
-      <w:r>
-        <w:t xml:space="preserve">te</w:t>
-      </w:r>
-      <w:r>
-        <w:t xml:space="preserve">ra</w:t>
-      </w:r>
-      <w:r>
-        <w:t xml:space="preserve">l}}</w:t>
+        <w:t xml:space="preserve">al}</w:t>
       </w:r>
     </w:p>
     <w:p>
@@ -83,33 +83,33 @@
         <w:t xml:space="preserve">{</w:t>
       </w:r>
       <w:r>
-        <w:t xml:space="preserve">{c</w:t>
+        <w:t xml:space="preserve">d.</w:t>
       </w:r>
       <w:r>
-        <w:t xml:space="preserve">ou</w:t>
+        <w:t xml:space="preserve">co</w:t>
       </w:r>
       <w:r>
-        <w:t xml:space="preserve">nt</w:t>
+        <w:t xml:space="preserve">un</w:t>
       </w:r>
       <w:r>
-        <w:t xml:space="preserve">}}</w:t>
+        <w:t xml:space="preserve">t}</w:t>
       </w:r>
     </w:p>
     <w:p>
       <w:r>
-        <w:t xml:space="preserve">{{</w:t>
+        <w:t xml:space="preserve">{d</w:t>
       </w:r>
       <w:r>
-        <w:t xml:space="preserve">en</w:t>
+        <w:t xml:space="preserve">.e</w:t>
       </w:r>
       <w:r>
-        <w:t xml:space="preserve">ab</w:t>
+        <w:t xml:space="preserve">na</w:t>
       </w:r>
       <w:r>
-        <w:t xml:space="preserve">le</w:t>
+        <w:t xml:space="preserve">bl</w:t>
       </w:r>
       <w:r>
-        <w:t xml:space="preserve">d}}</w:t>
+        <w:t xml:space="preserve">ed}</w:t>
       </w:r>
     </w:p>
     <w:sectPr>
